--- a/rapports/2026-06-06/EQ16/EQ16_sup_v2/DR_051101000004/63-31-77-81.docx
+++ b/rapports/2026-06-06/EQ16/EQ16_sup_v2/DR_051101000004/63-31-77-81.docx
@@ -297,7 +297,7 @@
           <w:color w:val="1F6FEB"/>
           <w:sz w:val="22"/>
         </w:rPr>
-        <w:t>⚠ INCOHÉRENCES À CORRIGER (92)</w:t>
+        <w:t>⚠ INCOHÉRENCES À CORRIGER (87)</w:t>
       </w:r>
     </w:p>
     <w:tbl>
@@ -814,7 +814,7 @@
                 <w:color w:val="16A34A"/>
                 <w:sz w:val="16"/>
               </w:rPr>
-              <w:t>—</w:t>
+              <w:t>s02q33, s01q00b</w:t>
             </w:r>
           </w:p>
         </w:tc>
@@ -845,7 +845,7 @@
                 <w:i w:val="0"/>
                 <w:sz w:val="17"/>
               </w:rPr>
-              <w:t>Incohérence!!! seulement les écoles privées paient les frais de scolarité (y compris les frais d'inscription).</w:t>
+              <w:t>Incoherent!!! La dernière fois que Kadiatou sidibe a  fréquenté l'école est 9999.</w:t>
             </w:r>
           </w:p>
         </w:tc>
@@ -904,7 +904,7 @@
                 <w:color w:val="16A34A"/>
                 <w:sz w:val="16"/>
               </w:rPr>
-              <w:t>s01q32, s01q36, s01q38, s04q37_modif, s02q33, s02q34, s01q00b</w:t>
+              <w:t>s02q33, s01q00b</w:t>
             </w:r>
           </w:p>
         </w:tc>
@@ -935,7 +935,7 @@
                 <w:i w:val="0"/>
                 <w:sz w:val="17"/>
               </w:rPr>
-              <w:t>Peu probable!!! Vu l'âge (15 ans) de Fatoumata diebakhate junior ou l'année à laquelle Fatoumata diebakhate junior a fréquenté l'école pour la dernière fois (.) le dernier diplome de Fatoumata diebakhate junior ne peut être le Certificat d'études primaires (CEP), prière de corriger cette incohérence ou confirmer avec le QG.</w:t>
+              <w:t>Incoherent!!! La dernière fois que Maimouna tounkara a  fréquenté l'école est 9999.</w:t>
             </w:r>
           </w:p>
         </w:tc>
@@ -994,7 +994,7 @@
                 <w:color w:val="16A34A"/>
                 <w:sz w:val="16"/>
               </w:rPr>
-              <w:t>s02q33, s01q00b</w:t>
+              <w:t>s01q32, s01q36, s01q38, s04q37_modif, s02q33, s02q34, s01q00b</w:t>
             </w:r>
           </w:p>
         </w:tc>
@@ -1025,7 +1025,7 @@
                 <w:i w:val="0"/>
                 <w:sz w:val="17"/>
               </w:rPr>
-              <w:t>Incoherent!!! La dernière fois que Kadiatou sidibe a  fréquenté l'école est 9999.</w:t>
+              <w:t>Peu probable!!! Vu l'âge (15 ans) de Fatoumata diebakhate junior ou l'année à laquelle Fatoumata diebakhate junior a fréquenté l'école pour la dernière fois (.) le dernier diplome de Fatoumata diebakhate junior ne peut être le Certificat d'études primaires (CEP), prière de corriger cette incohérence ou confirmer avec le QG.</w:t>
             </w:r>
           </w:p>
         </w:tc>
@@ -1058,6 +1058,996 @@
                 <w:i w:val="0"/>
                 <w:sz w:val="16"/>
               </w:rPr>
+              <w:t>S07</w:t>
+              <w:br/>
+            </w:r>
+            <w:r>
+              <w:rPr>
+                <w:b w:val="0"/>
+                <w:i w:val="0"/>
+                <w:color w:val="64748B"/>
+                <w:sz w:val="14"/>
+              </w:rPr>
+              <w:t>Consommation alimentaire</w:t>
+            </w:r>
+          </w:p>
+        </w:tc>
+        <w:tc>
+          <w:tcPr>
+            <w:tcW w:type="dxa" w:w="1531"/>
+          </w:tcPr>
+          <w:p>
+            <w:r>
+              <w:rPr>
+                <w:b/>
+                <w:i w:val="0"/>
+                <w:color w:val="16A34A"/>
+                <w:sz w:val="16"/>
+              </w:rPr>
+              <w:t>s00q27, s01q00a, s01q12, s01q13, s02q04, s03q11, s03q12, s01q01</w:t>
+            </w:r>
+          </w:p>
+        </w:tc>
+        <w:tc>
+          <w:tcPr>
+            <w:tcW w:type="dxa" w:w="1191"/>
+          </w:tcPr>
+          <w:p>
+            <w:r>
+              <w:rPr>
+                <w:b w:val="0"/>
+                <w:i w:val="0"/>
+                <w:color w:val="64748B"/>
+                <w:sz w:val="16"/>
+              </w:rPr>
+              <w:t>GT-CQ</w:t>
+            </w:r>
+          </w:p>
+        </w:tc>
+        <w:tc>
+          <w:tcPr>
+            <w:tcW w:type="dxa" w:w="4706"/>
+          </w:tcPr>
+          <w:p>
+            <w:r>
+              <w:rPr>
+                <w:b w:val="0"/>
+                <w:i w:val="0"/>
+                <w:sz w:val="17"/>
+              </w:rPr>
+              <w:t>Avertissement!!! Le ménage a consommé 70 miche de Moyen de Pain moderne  ce qui semble incoherent pour une consommation aucours des 7 derniers jours, prière de verifier et corriger.</w:t>
+            </w:r>
+          </w:p>
+        </w:tc>
+      </w:tr>
+      <w:tr>
+        <w:tc>
+          <w:tcPr>
+            <w:tcW w:type="dxa" w:w="964"/>
+          </w:tcPr>
+          <w:p>
+            <w:r>
+              <w:rPr>
+                <w:b/>
+                <w:i w:val="0"/>
+                <w:color w:val="DC2626"/>
+                <w:sz w:val="16"/>
+              </w:rPr>
+              <w:t>Haute</w:t>
+            </w:r>
+          </w:p>
+        </w:tc>
+        <w:tc>
+          <w:tcPr>
+            <w:tcW w:type="dxa" w:w="1247"/>
+          </w:tcPr>
+          <w:p>
+            <w:r>
+              <w:rPr>
+                <w:b/>
+                <w:i w:val="0"/>
+                <w:sz w:val="16"/>
+              </w:rPr>
+              <w:t>S11</w:t>
+              <w:br/>
+            </w:r>
+            <w:r>
+              <w:rPr>
+                <w:b w:val="0"/>
+                <w:i w:val="0"/>
+                <w:color w:val="64748B"/>
+                <w:sz w:val="14"/>
+              </w:rPr>
+              <w:t>Logement / cadre de vie</w:t>
+            </w:r>
+          </w:p>
+        </w:tc>
+        <w:tc>
+          <w:tcPr>
+            <w:tcW w:type="dxa" w:w="1531"/>
+          </w:tcPr>
+          <w:p>
+            <w:r>
+              <w:rPr>
+                <w:b/>
+                <w:i w:val="0"/>
+                <w:color w:val="16A34A"/>
+                <w:sz w:val="16"/>
+              </w:rPr>
+              <w:t>s01q10, s02q30, s02q34, s03q50, s04q23, s04q24, s04q37, s04q44</w:t>
+            </w:r>
+          </w:p>
+        </w:tc>
+        <w:tc>
+          <w:tcPr>
+            <w:tcW w:type="dxa" w:w="1191"/>
+          </w:tcPr>
+          <w:p>
+            <w:r>
+              <w:rPr>
+                <w:b w:val="0"/>
+                <w:i w:val="0"/>
+                <w:color w:val="64748B"/>
+                <w:sz w:val="16"/>
+              </w:rPr>
+              <w:t>GT-CQ</w:t>
+            </w:r>
+          </w:p>
+        </w:tc>
+        <w:tc>
+          <w:tcPr>
+            <w:tcW w:type="dxa" w:w="4706"/>
+          </w:tcPr>
+          <w:p>
+            <w:r>
+              <w:rPr>
+                <w:b w:val="0"/>
+                <w:i w:val="0"/>
+                <w:sz w:val="17"/>
+              </w:rPr>
+              <w:t>Le montant de la dernière facture d'eau est de 30000 FCFA Tous les 2 mois qui semble incohérent, Prière de vérifier les questions 11.23a et 11.23b auprès du ménage ou confirmer.</w:t>
+            </w:r>
+          </w:p>
+        </w:tc>
+      </w:tr>
+      <w:tr>
+        <w:tc>
+          <w:tcPr>
+            <w:tcW w:type="dxa" w:w="964"/>
+          </w:tcPr>
+          <w:p>
+            <w:r>
+              <w:rPr>
+                <w:b/>
+                <w:i w:val="0"/>
+                <w:color w:val="DC2626"/>
+                <w:sz w:val="16"/>
+              </w:rPr>
+              <w:t>Haute</w:t>
+            </w:r>
+          </w:p>
+        </w:tc>
+        <w:tc>
+          <w:tcPr>
+            <w:tcW w:type="dxa" w:w="1247"/>
+          </w:tcPr>
+          <w:p>
+            <w:r>
+              <w:rPr>
+                <w:b/>
+                <w:i w:val="0"/>
+                <w:sz w:val="16"/>
+              </w:rPr>
+              <w:t>S11</w:t>
+              <w:br/>
+            </w:r>
+            <w:r>
+              <w:rPr>
+                <w:b w:val="0"/>
+                <w:i w:val="0"/>
+                <w:color w:val="64748B"/>
+                <w:sz w:val="14"/>
+              </w:rPr>
+              <w:t>Logement / cadre de vie</w:t>
+            </w:r>
+          </w:p>
+        </w:tc>
+        <w:tc>
+          <w:tcPr>
+            <w:tcW w:type="dxa" w:w="1531"/>
+          </w:tcPr>
+          <w:p>
+            <w:r>
+              <w:rPr>
+                <w:b/>
+                <w:i w:val="0"/>
+                <w:color w:val="16A34A"/>
+                <w:sz w:val="16"/>
+              </w:rPr>
+              <w:t>s01q36, s01q38, s04q24, s02q13, s11q35a, s11q35b_code</w:t>
+            </w:r>
+          </w:p>
+        </w:tc>
+        <w:tc>
+          <w:tcPr>
+            <w:tcW w:type="dxa" w:w="1191"/>
+          </w:tcPr>
+          <w:p>
+            <w:r>
+              <w:rPr>
+                <w:b w:val="0"/>
+                <w:i w:val="0"/>
+                <w:color w:val="64748B"/>
+                <w:sz w:val="16"/>
+              </w:rPr>
+              <w:t>GT-CQ</w:t>
+            </w:r>
+          </w:p>
+        </w:tc>
+        <w:tc>
+          <w:tcPr>
+            <w:tcW w:type="dxa" w:w="4706"/>
+          </w:tcPr>
+          <w:p>
+            <w:r>
+              <w:rPr>
+                <w:b w:val="0"/>
+                <w:i w:val="0"/>
+                <w:sz w:val="17"/>
+              </w:rPr>
+              <w:t>Le montant de la dernière facture d'électricité est de 75000 FCFA Tous les 2 mois qui semble incohérent, Prière de vérifier les questions 11.35a et 11.35b auprès du ménage ou confirmer.</w:t>
+            </w:r>
+          </w:p>
+        </w:tc>
+      </w:tr>
+      <w:tr>
+        <w:tc>
+          <w:tcPr>
+            <w:tcW w:type="dxa" w:w="964"/>
+          </w:tcPr>
+          <w:p>
+            <w:r>
+              <w:rPr>
+                <w:b/>
+                <w:i w:val="0"/>
+                <w:color w:val="DC2626"/>
+                <w:sz w:val="16"/>
+              </w:rPr>
+              <w:t>Haute</w:t>
+            </w:r>
+          </w:p>
+        </w:tc>
+        <w:tc>
+          <w:tcPr>
+            <w:tcW w:type="dxa" w:w="1247"/>
+          </w:tcPr>
+          <w:p>
+            <w:r>
+              <w:rPr>
+                <w:b/>
+                <w:i w:val="0"/>
+                <w:sz w:val="16"/>
+              </w:rPr>
+              <w:t>S13</w:t>
+              <w:br/>
+            </w:r>
+            <w:r>
+              <w:rPr>
+                <w:b w:val="0"/>
+                <w:i w:val="0"/>
+                <w:color w:val="64748B"/>
+                <w:sz w:val="14"/>
+              </w:rPr>
+              <w:t>Transferts</w:t>
+            </w:r>
+          </w:p>
+        </w:tc>
+        <w:tc>
+          <w:tcPr>
+            <w:tcW w:type="dxa" w:w="1531"/>
+          </w:tcPr>
+          <w:p>
+            <w:r>
+              <w:rPr>
+                <w:b/>
+                <w:i w:val="0"/>
+                <w:color w:val="16A34A"/>
+                <w:sz w:val="16"/>
+              </w:rPr>
+              <w:t>s00q27, s01q03a, s01q03b, s01q03c, s02q04, s03q14, s04q15, s04q16</w:t>
+            </w:r>
+          </w:p>
+        </w:tc>
+        <w:tc>
+          <w:tcPr>
+            <w:tcW w:type="dxa" w:w="1191"/>
+          </w:tcPr>
+          <w:p>
+            <w:r>
+              <w:rPr>
+                <w:b w:val="0"/>
+                <w:i w:val="0"/>
+                <w:color w:val="64748B"/>
+                <w:sz w:val="16"/>
+              </w:rPr>
+              <w:t>GT-CQ</w:t>
+            </w:r>
+          </w:p>
+        </w:tc>
+        <w:tc>
+          <w:tcPr>
+            <w:tcW w:type="dxa" w:w="4706"/>
+          </w:tcPr>
+          <w:p>
+            <w:r>
+              <w:rPr>
+                <w:b w:val="0"/>
+                <w:i w:val="0"/>
+                <w:sz w:val="17"/>
+              </w:rPr>
+              <w:t>Incohérence!! Vous avez dit que celui qui a envoyé ou donné de l'argent n'a aucun lien avec celui qui a reçu de l'argent mais vous avez dit encore qu'il a vécu dans ce ménage dans le passé, prière de corriger.</w:t>
+            </w:r>
+          </w:p>
+        </w:tc>
+      </w:tr>
+      <w:tr>
+        <w:tc>
+          <w:tcPr>
+            <w:tcW w:type="dxa" w:w="964"/>
+          </w:tcPr>
+          <w:p>
+            <w:r>
+              <w:rPr>
+                <w:b/>
+                <w:i w:val="0"/>
+                <w:color w:val="DC2626"/>
+                <w:sz w:val="16"/>
+              </w:rPr>
+              <w:t>Haute</w:t>
+            </w:r>
+          </w:p>
+        </w:tc>
+        <w:tc>
+          <w:tcPr>
+            <w:tcW w:type="dxa" w:w="1247"/>
+          </w:tcPr>
+          <w:p>
+            <w:r>
+              <w:rPr>
+                <w:b/>
+                <w:i w:val="0"/>
+                <w:sz w:val="16"/>
+              </w:rPr>
+              <w:t>S20</w:t>
+              <w:br/>
+            </w:r>
+            <w:r>
+              <w:rPr>
+                <w:b w:val="0"/>
+                <w:i w:val="0"/>
+                <w:color w:val="64748B"/>
+                <w:sz w:val="14"/>
+              </w:rPr>
+              <w:t>Gouvernance / autres</w:t>
+            </w:r>
+          </w:p>
+        </w:tc>
+        <w:tc>
+          <w:tcPr>
+            <w:tcW w:type="dxa" w:w="1531"/>
+          </w:tcPr>
+          <w:p>
+            <w:r>
+              <w:rPr>
+                <w:b/>
+                <w:i w:val="0"/>
+                <w:color w:val="16A34A"/>
+                <w:sz w:val="16"/>
+              </w:rPr>
+              <w:t>—</w:t>
+            </w:r>
+          </w:p>
+        </w:tc>
+        <w:tc>
+          <w:tcPr>
+            <w:tcW w:type="dxa" w:w="1191"/>
+          </w:tcPr>
+          <w:p>
+            <w:r>
+              <w:rPr>
+                <w:b w:val="0"/>
+                <w:i w:val="0"/>
+                <w:color w:val="64748B"/>
+                <w:sz w:val="16"/>
+              </w:rPr>
+              <w:t>GT-CQ</w:t>
+            </w:r>
+          </w:p>
+        </w:tc>
+        <w:tc>
+          <w:tcPr>
+            <w:tcW w:type="dxa" w:w="4706"/>
+          </w:tcPr>
+          <w:p>
+            <w:r>
+              <w:rPr>
+                <w:b w:val="0"/>
+                <w:i w:val="0"/>
+                <w:sz w:val="17"/>
+              </w:rPr>
+              <w:t>Incohérence détectée ! Le ménage a précédemment déclaré vivre « Bien » ou « Assez bien » selon son revenu en 20A.02.</w:t>
+            </w:r>
+          </w:p>
+        </w:tc>
+      </w:tr>
+      <w:tr>
+        <w:tc>
+          <w:tcPr>
+            <w:tcW w:type="dxa" w:w="964"/>
+          </w:tcPr>
+          <w:p>
+            <w:r>
+              <w:rPr>
+                <w:b/>
+                <w:i w:val="0"/>
+                <w:color w:val="EA580C"/>
+                <w:sz w:val="16"/>
+              </w:rPr>
+              <w:t>Moyenne</w:t>
+            </w:r>
+          </w:p>
+        </w:tc>
+        <w:tc>
+          <w:tcPr>
+            <w:tcW w:type="dxa" w:w="1247"/>
+          </w:tcPr>
+          <w:p>
+            <w:r>
+              <w:rPr>
+                <w:b/>
+                <w:i w:val="0"/>
+                <w:sz w:val="16"/>
+              </w:rPr>
+              <w:t>S00</w:t>
+              <w:br/>
+            </w:r>
+            <w:r>
+              <w:rPr>
+                <w:b w:val="0"/>
+                <w:i w:val="0"/>
+                <w:color w:val="64748B"/>
+                <w:sz w:val="14"/>
+              </w:rPr>
+              <w:t>Identification</w:t>
+            </w:r>
+          </w:p>
+        </w:tc>
+        <w:tc>
+          <w:tcPr>
+            <w:tcW w:type="dxa" w:w="1531"/>
+          </w:tcPr>
+          <w:p>
+            <w:r>
+              <w:rPr>
+                <w:b/>
+                <w:i w:val="0"/>
+                <w:color w:val="16A34A"/>
+                <w:sz w:val="16"/>
+              </w:rPr>
+              <w:t>s00q27</w:t>
+            </w:r>
+          </w:p>
+        </w:tc>
+        <w:tc>
+          <w:tcPr>
+            <w:tcW w:type="dxa" w:w="1191"/>
+          </w:tcPr>
+          <w:p>
+            <w:r>
+              <w:rPr>
+                <w:b w:val="0"/>
+                <w:i w:val="0"/>
+                <w:color w:val="64748B"/>
+                <w:sz w:val="16"/>
+              </w:rPr>
+              <w:t>GT-CQ</w:t>
+            </w:r>
+          </w:p>
+        </w:tc>
+        <w:tc>
+          <w:tcPr>
+            <w:tcW w:type="dxa" w:w="4706"/>
+          </w:tcPr>
+          <w:p>
+            <w:r>
+              <w:rPr>
+                <w:b w:val="0"/>
+                <w:i w:val="0"/>
+                <w:sz w:val="17"/>
+              </w:rPr>
+              <w:t>Le questionnaire semble ne pas être complètement fini mais le questionnaire est en statut complet, prière de compléter le questionnaire.</w:t>
+            </w:r>
+          </w:p>
+        </w:tc>
+      </w:tr>
+      <w:tr>
+        <w:tc>
+          <w:tcPr>
+            <w:tcW w:type="dxa" w:w="964"/>
+          </w:tcPr>
+          <w:p>
+            <w:r>
+              <w:rPr>
+                <w:b/>
+                <w:i w:val="0"/>
+                <w:color w:val="EA580C"/>
+                <w:sz w:val="16"/>
+              </w:rPr>
+              <w:t>Moyenne</w:t>
+            </w:r>
+          </w:p>
+        </w:tc>
+        <w:tc>
+          <w:tcPr>
+            <w:tcW w:type="dxa" w:w="1247"/>
+          </w:tcPr>
+          <w:p>
+            <w:r>
+              <w:rPr>
+                <w:b/>
+                <w:i w:val="0"/>
+                <w:sz w:val="16"/>
+              </w:rPr>
+              <w:t>S00</w:t>
+              <w:br/>
+            </w:r>
+            <w:r>
+              <w:rPr>
+                <w:b w:val="0"/>
+                <w:i w:val="0"/>
+                <w:color w:val="64748B"/>
+                <w:sz w:val="14"/>
+              </w:rPr>
+              <w:t>Identification</w:t>
+            </w:r>
+          </w:p>
+        </w:tc>
+        <w:tc>
+          <w:tcPr>
+            <w:tcW w:type="dxa" w:w="1531"/>
+          </w:tcPr>
+          <w:p>
+            <w:r>
+              <w:rPr>
+                <w:b/>
+                <w:i w:val="0"/>
+                <w:color w:val="16A34A"/>
+                <w:sz w:val="16"/>
+              </w:rPr>
+              <w:t>—</w:t>
+            </w:r>
+          </w:p>
+        </w:tc>
+        <w:tc>
+          <w:tcPr>
+            <w:tcW w:type="dxa" w:w="1191"/>
+          </w:tcPr>
+          <w:p>
+            <w:r>
+              <w:rPr>
+                <w:b w:val="0"/>
+                <w:i w:val="0"/>
+                <w:color w:val="64748B"/>
+                <w:sz w:val="16"/>
+              </w:rPr>
+              <w:t>GT-CQ</w:t>
+            </w:r>
+          </w:p>
+        </w:tc>
+        <w:tc>
+          <w:tcPr>
+            <w:tcW w:type="dxa" w:w="4706"/>
+          </w:tcPr>
+          <w:p>
+            <w:r>
+              <w:rPr>
+                <w:b w:val="0"/>
+                <w:i w:val="0"/>
+                <w:sz w:val="17"/>
+              </w:rPr>
+              <w:t>L'adresse ou la localisation du ménage doit être bien renseignée, ne doit pas contenir des numéros de téléphone et elle semble courte pour être une adresse.</w:t>
+            </w:r>
+          </w:p>
+        </w:tc>
+      </w:tr>
+      <w:tr>
+        <w:tc>
+          <w:tcPr>
+            <w:tcW w:type="dxa" w:w="964"/>
+          </w:tcPr>
+          <w:p>
+            <w:r>
+              <w:rPr>
+                <w:b/>
+                <w:i w:val="0"/>
+                <w:color w:val="EA580C"/>
+                <w:sz w:val="16"/>
+              </w:rPr>
+              <w:t>Moyenne</w:t>
+            </w:r>
+          </w:p>
+        </w:tc>
+        <w:tc>
+          <w:tcPr>
+            <w:tcW w:type="dxa" w:w="1247"/>
+          </w:tcPr>
+          <w:p>
+            <w:r>
+              <w:rPr>
+                <w:b/>
+                <w:i w:val="0"/>
+                <w:sz w:val="16"/>
+              </w:rPr>
+              <w:t>S00</w:t>
+              <w:br/>
+            </w:r>
+            <w:r>
+              <w:rPr>
+                <w:b w:val="0"/>
+                <w:i w:val="0"/>
+                <w:color w:val="64748B"/>
+                <w:sz w:val="14"/>
+              </w:rPr>
+              <w:t>Identification</w:t>
+            </w:r>
+          </w:p>
+        </w:tc>
+        <w:tc>
+          <w:tcPr>
+            <w:tcW w:type="dxa" w:w="1531"/>
+          </w:tcPr>
+          <w:p>
+            <w:r>
+              <w:rPr>
+                <w:b/>
+                <w:i w:val="0"/>
+                <w:color w:val="16A34A"/>
+                <w:sz w:val="16"/>
+              </w:rPr>
+              <w:t>—</w:t>
+            </w:r>
+          </w:p>
+        </w:tc>
+        <w:tc>
+          <w:tcPr>
+            <w:tcW w:type="dxa" w:w="1191"/>
+          </w:tcPr>
+          <w:p>
+            <w:r>
+              <w:rPr>
+                <w:b w:val="0"/>
+                <w:i w:val="0"/>
+                <w:color w:val="64748B"/>
+                <w:sz w:val="16"/>
+              </w:rPr>
+              <w:t>GT-CQ</w:t>
+            </w:r>
+          </w:p>
+        </w:tc>
+        <w:tc>
+          <w:tcPr>
+            <w:tcW w:type="dxa" w:w="4706"/>
+          </w:tcPr>
+          <w:p>
+            <w:r>
+              <w:rPr>
+                <w:b w:val="0"/>
+                <w:i w:val="0"/>
+                <w:sz w:val="17"/>
+              </w:rPr>
+              <w:t>Prière de renseigner la bonne adresse.</w:t>
+            </w:r>
+          </w:p>
+        </w:tc>
+      </w:tr>
+      <w:tr>
+        <w:tc>
+          <w:tcPr>
+            <w:tcW w:type="dxa" w:w="964"/>
+          </w:tcPr>
+          <w:p>
+            <w:r>
+              <w:rPr>
+                <w:b/>
+                <w:i w:val="0"/>
+                <w:color w:val="EA580C"/>
+                <w:sz w:val="16"/>
+              </w:rPr>
+              <w:t>Moyenne</w:t>
+            </w:r>
+          </w:p>
+        </w:tc>
+        <w:tc>
+          <w:tcPr>
+            <w:tcW w:type="dxa" w:w="1247"/>
+          </w:tcPr>
+          <w:p>
+            <w:r>
+              <w:rPr>
+                <w:b/>
+                <w:i w:val="0"/>
+                <w:sz w:val="16"/>
+              </w:rPr>
+              <w:t>S01</w:t>
+              <w:br/>
+            </w:r>
+            <w:r>
+              <w:rPr>
+                <w:b w:val="0"/>
+                <w:i w:val="0"/>
+                <w:color w:val="64748B"/>
+                <w:sz w:val="14"/>
+              </w:rPr>
+              <w:t>Démographie</w:t>
+            </w:r>
+          </w:p>
+        </w:tc>
+        <w:tc>
+          <w:tcPr>
+            <w:tcW w:type="dxa" w:w="1531"/>
+          </w:tcPr>
+          <w:p>
+            <w:r>
+              <w:rPr>
+                <w:b/>
+                <w:i w:val="0"/>
+                <w:color w:val="16A34A"/>
+                <w:sz w:val="16"/>
+              </w:rPr>
+              <w:t>—</w:t>
+            </w:r>
+          </w:p>
+        </w:tc>
+        <w:tc>
+          <w:tcPr>
+            <w:tcW w:type="dxa" w:w="1191"/>
+          </w:tcPr>
+          <w:p>
+            <w:r>
+              <w:rPr>
+                <w:b w:val="0"/>
+                <w:i w:val="0"/>
+                <w:color w:val="64748B"/>
+                <w:sz w:val="16"/>
+              </w:rPr>
+              <w:t>GT-CQ</w:t>
+            </w:r>
+          </w:p>
+        </w:tc>
+        <w:tc>
+          <w:tcPr>
+            <w:tcW w:type="dxa" w:w="4706"/>
+          </w:tcPr>
+          <w:p>
+            <w:r>
+              <w:rPr>
+                <w:b w:val="0"/>
+                <w:i w:val="0"/>
+                <w:sz w:val="17"/>
+              </w:rPr>
+              <w:t>Prière de verifier l'information donnée par Fatoumata diebakhate k ou corriger au niveau de la section 1.</w:t>
+            </w:r>
+          </w:p>
+        </w:tc>
+      </w:tr>
+      <w:tr>
+        <w:tc>
+          <w:tcPr>
+            <w:tcW w:type="dxa" w:w="964"/>
+          </w:tcPr>
+          <w:p>
+            <w:r>
+              <w:rPr>
+                <w:b/>
+                <w:i w:val="0"/>
+                <w:color w:val="EA580C"/>
+                <w:sz w:val="16"/>
+              </w:rPr>
+              <w:t>Moyenne</w:t>
+            </w:r>
+          </w:p>
+        </w:tc>
+        <w:tc>
+          <w:tcPr>
+            <w:tcW w:type="dxa" w:w="1247"/>
+          </w:tcPr>
+          <w:p>
+            <w:r>
+              <w:rPr>
+                <w:b/>
+                <w:i w:val="0"/>
+                <w:sz w:val="16"/>
+              </w:rPr>
+              <w:t>S01</w:t>
+              <w:br/>
+            </w:r>
+            <w:r>
+              <w:rPr>
+                <w:b w:val="0"/>
+                <w:i w:val="0"/>
+                <w:color w:val="64748B"/>
+                <w:sz w:val="14"/>
+              </w:rPr>
+              <w:t>Démographie</w:t>
+            </w:r>
+          </w:p>
+        </w:tc>
+        <w:tc>
+          <w:tcPr>
+            <w:tcW w:type="dxa" w:w="1531"/>
+          </w:tcPr>
+          <w:p>
+            <w:r>
+              <w:rPr>
+                <w:b/>
+                <w:i w:val="0"/>
+                <w:color w:val="16A34A"/>
+                <w:sz w:val="16"/>
+              </w:rPr>
+              <w:t>—</w:t>
+            </w:r>
+          </w:p>
+        </w:tc>
+        <w:tc>
+          <w:tcPr>
+            <w:tcW w:type="dxa" w:w="1191"/>
+          </w:tcPr>
+          <w:p>
+            <w:r>
+              <w:rPr>
+                <w:b w:val="0"/>
+                <w:i w:val="0"/>
+                <w:color w:val="64748B"/>
+                <w:sz w:val="16"/>
+              </w:rPr>
+              <w:t>GT-CQ</w:t>
+            </w:r>
+          </w:p>
+        </w:tc>
+        <w:tc>
+          <w:tcPr>
+            <w:tcW w:type="dxa" w:w="4706"/>
+          </w:tcPr>
+          <w:p>
+            <w:r>
+              <w:rPr>
+                <w:b w:val="0"/>
+                <w:i w:val="0"/>
+                <w:sz w:val="17"/>
+              </w:rPr>
+              <w:t>Prière de verifier l'information donnée par Ousmane diebakhate ou corriger au niveau de la section 1.</w:t>
+            </w:r>
+          </w:p>
+        </w:tc>
+      </w:tr>
+      <w:tr>
+        <w:tc>
+          <w:tcPr>
+            <w:tcW w:type="dxa" w:w="964"/>
+          </w:tcPr>
+          <w:p>
+            <w:r>
+              <w:rPr>
+                <w:b/>
+                <w:i w:val="0"/>
+                <w:color w:val="EA580C"/>
+                <w:sz w:val="16"/>
+              </w:rPr>
+              <w:t>Moyenne</w:t>
+            </w:r>
+          </w:p>
+        </w:tc>
+        <w:tc>
+          <w:tcPr>
+            <w:tcW w:type="dxa" w:w="1247"/>
+          </w:tcPr>
+          <w:p>
+            <w:r>
+              <w:rPr>
+                <w:b/>
+                <w:i w:val="0"/>
+                <w:sz w:val="16"/>
+              </w:rPr>
+              <w:t>S01</w:t>
+              <w:br/>
+            </w:r>
+            <w:r>
+              <w:rPr>
+                <w:b w:val="0"/>
+                <w:i w:val="0"/>
+                <w:color w:val="64748B"/>
+                <w:sz w:val="14"/>
+              </w:rPr>
+              <w:t>Démographie</w:t>
+            </w:r>
+          </w:p>
+        </w:tc>
+        <w:tc>
+          <w:tcPr>
+            <w:tcW w:type="dxa" w:w="1531"/>
+          </w:tcPr>
+          <w:p>
+            <w:r>
+              <w:rPr>
+                <w:b/>
+                <w:i w:val="0"/>
+                <w:color w:val="16A34A"/>
+                <w:sz w:val="16"/>
+              </w:rPr>
+              <w:t>—</w:t>
+            </w:r>
+          </w:p>
+        </w:tc>
+        <w:tc>
+          <w:tcPr>
+            <w:tcW w:type="dxa" w:w="1191"/>
+          </w:tcPr>
+          <w:p>
+            <w:r>
+              <w:rPr>
+                <w:b w:val="0"/>
+                <w:i w:val="0"/>
+                <w:color w:val="64748B"/>
+                <w:sz w:val="16"/>
+              </w:rPr>
+              <w:t>GT-CQ</w:t>
+            </w:r>
+          </w:p>
+        </w:tc>
+        <w:tc>
+          <w:tcPr>
+            <w:tcW w:type="dxa" w:w="4706"/>
+          </w:tcPr>
+          <w:p>
+            <w:r>
+              <w:rPr>
+                <w:b w:val="0"/>
+                <w:i w:val="0"/>
+                <w:sz w:val="17"/>
+              </w:rPr>
+              <w:t>Prière de verifier l'information donnée par Yaya diebakhate ou corriger au niveau de la section 1.</w:t>
+            </w:r>
+          </w:p>
+        </w:tc>
+      </w:tr>
+      <w:tr>
+        <w:tc>
+          <w:tcPr>
+            <w:tcW w:type="dxa" w:w="964"/>
+          </w:tcPr>
+          <w:p>
+            <w:r>
+              <w:rPr>
+                <w:b/>
+                <w:i w:val="0"/>
+                <w:color w:val="EA580C"/>
+                <w:sz w:val="16"/>
+              </w:rPr>
+              <w:t>Moyenne</w:t>
+            </w:r>
+          </w:p>
+        </w:tc>
+        <w:tc>
+          <w:tcPr>
+            <w:tcW w:type="dxa" w:w="1247"/>
+          </w:tcPr>
+          <w:p>
+            <w:r>
+              <w:rPr>
+                <w:b/>
+                <w:i w:val="0"/>
+                <w:sz w:val="16"/>
+              </w:rPr>
               <w:t>S02</w:t>
               <w:br/>
             </w:r>
@@ -1084,7 +2074,7 @@
                 <w:color w:val="16A34A"/>
                 <w:sz w:val="16"/>
               </w:rPr>
-              <w:t>s02q33, s01q00b</w:t>
+              <w:t>—</w:t>
             </w:r>
           </w:p>
         </w:tc>
@@ -1115,7 +2105,7 @@
                 <w:i w:val="0"/>
                 <w:sz w:val="17"/>
               </w:rPr>
-              <w:t>Incoherent!!! La dernière fois que Maimouna tounkara a  fréquenté l'école est 9999.</w:t>
+              <w:t>Attention!!! le montant payé pour les frais de scolarité ( 15000 FCFA) de Yaya diebakhate  qui fréquente 2ème année de Secondaire 1 (Moyen) Général semble faible.</w:t>
             </w:r>
           </w:p>
         </w:tc>
@@ -1130,10 +2120,10 @@
               <w:rPr>
                 <w:b/>
                 <w:i w:val="0"/>
-                <w:color w:val="DC2626"/>
-                <w:sz w:val="16"/>
-              </w:rPr>
-              <w:t>Haute</w:t>
+                <w:color w:val="EA580C"/>
+                <w:sz w:val="16"/>
+              </w:rPr>
+              <w:t>Moyenne</w:t>
             </w:r>
           </w:p>
         </w:tc>
@@ -1148,7 +2138,7 @@
                 <w:i w:val="0"/>
                 <w:sz w:val="16"/>
               </w:rPr>
-              <w:t>S07</w:t>
+              <w:t>S02</w:t>
               <w:br/>
             </w:r>
             <w:r>
@@ -1158,7 +2148,7 @@
                 <w:color w:val="64748B"/>
                 <w:sz w:val="14"/>
               </w:rPr>
-              <w:t>Consommation alimentaire</w:t>
+              <w:t>Éducation</w:t>
             </w:r>
           </w:p>
         </w:tc>
@@ -1174,7 +2164,7 @@
                 <w:color w:val="16A34A"/>
                 <w:sz w:val="16"/>
               </w:rPr>
-              <w:t>s00q27, s01q00a, s01q12, s01q13, s02q04, s03q11, s03q12, s01q01</w:t>
+              <w:t>—</w:t>
             </w:r>
           </w:p>
         </w:tc>
@@ -1205,7 +2195,7 @@
                 <w:i w:val="0"/>
                 <w:sz w:val="17"/>
               </w:rPr>
-              <w:t>Avertissement!!! Le ménage a consommé 70 miche de Moyen de Pain moderne  ce qui semble incoherent pour une consommation aucours des 7 derniers jours, prière de verifier et corriger.</w:t>
+              <w:t>Veuillez verifier cette information auprès de l'enquêté ou confirmer avec le QG.</w:t>
             </w:r>
           </w:p>
         </w:tc>
@@ -1220,10 +2210,10 @@
               <w:rPr>
                 <w:b/>
                 <w:i w:val="0"/>
-                <w:color w:val="DC2626"/>
-                <w:sz w:val="16"/>
-              </w:rPr>
-              <w:t>Haute</w:t>
+                <w:color w:val="EA580C"/>
+                <w:sz w:val="16"/>
+              </w:rPr>
+              <w:t>Moyenne</w:t>
             </w:r>
           </w:p>
         </w:tc>
@@ -1238,7 +2228,7 @@
                 <w:i w:val="0"/>
                 <w:sz w:val="16"/>
               </w:rPr>
-              <w:t>S11</w:t>
+              <w:t>S02</w:t>
               <w:br/>
             </w:r>
             <w:r>
@@ -1248,7 +2238,7 @@
                 <w:color w:val="64748B"/>
                 <w:sz w:val="14"/>
               </w:rPr>
-              <w:t>Logement / cadre de vie</w:t>
+              <w:t>Éducation</w:t>
             </w:r>
           </w:p>
         </w:tc>
@@ -1264,7 +2254,7 @@
                 <w:color w:val="16A34A"/>
                 <w:sz w:val="16"/>
               </w:rPr>
-              <w:t>s01q10, s02q30, s02q34, s03q50, s04q23, s04q24, s04q37, s04q44</w:t>
+              <w:t>s01q23, s01q00b, s01q23_autre</w:t>
             </w:r>
           </w:p>
         </w:tc>
@@ -1295,7 +2285,7 @@
                 <w:i w:val="0"/>
                 <w:sz w:val="17"/>
               </w:rPr>
-              <w:t>Le montant de la dernière facture d'eau est de 30000 FCFA Tous les 2 mois qui semble incohérent, Prière de vérifier les questions 11.23a et 11.23b auprès du ménage ou confirmer.</w:t>
+              <w:t>Le domaine que Yaya diebakhate bénéficié de cette formation est plomberie et semble exister dans les modalités, prière de prendre attache avec le QG pour plus d'explication afin de la classer bien.</w:t>
             </w:r>
           </w:p>
         </w:tc>
@@ -1310,10 +2300,10 @@
               <w:rPr>
                 <w:b/>
                 <w:i w:val="0"/>
-                <w:color w:val="DC2626"/>
-                <w:sz w:val="16"/>
-              </w:rPr>
-              <w:t>Haute</w:t>
+                <w:color w:val="EA580C"/>
+                <w:sz w:val="16"/>
+              </w:rPr>
+              <w:t>Moyenne</w:t>
             </w:r>
           </w:p>
         </w:tc>
@@ -1328,7 +2318,7 @@
                 <w:i w:val="0"/>
                 <w:sz w:val="16"/>
               </w:rPr>
-              <w:t>S11</w:t>
+              <w:t>S02</w:t>
               <w:br/>
             </w:r>
             <w:r>
@@ -1338,7 +2328,7 @@
                 <w:color w:val="64748B"/>
                 <w:sz w:val="14"/>
               </w:rPr>
-              <w:t>Logement / cadre de vie</w:t>
+              <w:t>Éducation</w:t>
             </w:r>
           </w:p>
         </w:tc>
@@ -1354,7 +2344,7 @@
                 <w:color w:val="16A34A"/>
                 <w:sz w:val="16"/>
               </w:rPr>
-              <w:t>s01q36, s01q38, s04q24, s02q13, s11q35a, s11q35b_code</w:t>
+              <w:t>s01q63, s00q04, s02q25, s01q00b, s02q17_2, s02q15_2</w:t>
             </w:r>
           </w:p>
         </w:tc>
@@ -1385,7 +2375,7 @@
                 <w:i w:val="0"/>
                 <w:sz w:val="17"/>
               </w:rPr>
-              <w:t>Le montant de la dernière facture d'électricité est de 75000 FCFA Tous les 2 mois qui semble incohérent, Prière de vérifier les questions 11.35a et 11.35b auprès du ménage ou confirmer.</w:t>
+              <w:t>Dans les milieux urbains c'est peu probable de voir une école dont les élèves ou étudiants ne dépensent pas en frais d'uniformes, prière de verifier pour Fatoumata diebakhate k qui fréquente 1ére année de Primaire et corriger ou confirmer avec le QG.</w:t>
             </w:r>
           </w:p>
         </w:tc>
@@ -1400,10 +2390,10 @@
               <w:rPr>
                 <w:b/>
                 <w:i w:val="0"/>
-                <w:color w:val="DC2626"/>
-                <w:sz w:val="16"/>
-              </w:rPr>
-              <w:t>Haute</w:t>
+                <w:color w:val="EA580C"/>
+                <w:sz w:val="16"/>
+              </w:rPr>
+              <w:t>Moyenne</w:t>
             </w:r>
           </w:p>
         </w:tc>
@@ -1418,7 +2408,7 @@
                 <w:i w:val="0"/>
                 <w:sz w:val="16"/>
               </w:rPr>
-              <w:t>S13</w:t>
+              <w:t>S02</w:t>
               <w:br/>
             </w:r>
             <w:r>
@@ -1428,7 +2418,7 @@
                 <w:color w:val="64748B"/>
                 <w:sz w:val="14"/>
               </w:rPr>
-              <w:t>Transferts</w:t>
+              <w:t>Éducation</w:t>
             </w:r>
           </w:p>
         </w:tc>
@@ -1444,7 +2434,7 @@
                 <w:color w:val="16A34A"/>
                 <w:sz w:val="16"/>
               </w:rPr>
-              <w:t>s00q27, s01q03a, s01q03b, s01q03c, s02q04, s03q14, s04q15, s04q16</w:t>
+              <w:t>—</w:t>
             </w:r>
           </w:p>
         </w:tc>
@@ -1475,7 +2465,7 @@
                 <w:i w:val="0"/>
                 <w:sz w:val="17"/>
               </w:rPr>
-              <w:t>Incohérence!! Vous avez dit que celui qui a envoyé ou donné de l'argent n'a aucun lien avec celui qui a reçu de l'argent mais vous avez dit encore qu'il a vécu dans ce ménage dans le passé, prière de corriger.</w:t>
+              <w:t>Prière de vous adresser à Kadiatou sidibe pour avoir l'année exacte.</w:t>
             </w:r>
           </w:p>
         </w:tc>
@@ -1490,10 +2480,10 @@
               <w:rPr>
                 <w:b/>
                 <w:i w:val="0"/>
-                <w:color w:val="DC2626"/>
-                <w:sz w:val="16"/>
-              </w:rPr>
-              <w:t>Haute</w:t>
+                <w:color w:val="EA580C"/>
+                <w:sz w:val="16"/>
+              </w:rPr>
+              <w:t>Moyenne</w:t>
             </w:r>
           </w:p>
         </w:tc>
@@ -1508,7 +2498,7 @@
                 <w:i w:val="0"/>
                 <w:sz w:val="16"/>
               </w:rPr>
-              <w:t>S20</w:t>
+              <w:t>S02</w:t>
               <w:br/>
             </w:r>
             <w:r>
@@ -1518,7 +2508,7 @@
                 <w:color w:val="64748B"/>
                 <w:sz w:val="14"/>
               </w:rPr>
-              <w:t>Gouvernance / autres</w:t>
+              <w:t>Éducation</w:t>
             </w:r>
           </w:p>
         </w:tc>
@@ -1565,7 +2555,7 @@
                 <w:i w:val="0"/>
                 <w:sz w:val="17"/>
               </w:rPr>
-              <w:t>Incohérence détectée ! Le ménage a précédemment déclaré vivre « Bien » ou « Assez bien » selon son revenu en 20A.02.</w:t>
+              <w:t>Prière de vous adresser à Maimouna tounkara pour avoir l'année exacte.</w:t>
             </w:r>
           </w:p>
         </w:tc>
@@ -1598,7 +2588,7 @@
                 <w:i w:val="0"/>
                 <w:sz w:val="16"/>
               </w:rPr>
-              <w:t>S00</w:t>
+              <w:t>S02</w:t>
               <w:br/>
             </w:r>
             <w:r>
@@ -1608,7 +2598,7 @@
                 <w:color w:val="64748B"/>
                 <w:sz w:val="14"/>
               </w:rPr>
-              <w:t>Identification</w:t>
+              <w:t>Éducation</w:t>
             </w:r>
           </w:p>
         </w:tc>
@@ -1624,7 +2614,7 @@
                 <w:color w:val="16A34A"/>
                 <w:sz w:val="16"/>
               </w:rPr>
-              <w:t>s00q27</w:t>
+              <w:t>s01q23, s01q00b, s01q23_autre</w:t>
             </w:r>
           </w:p>
         </w:tc>
@@ -1655,7 +2645,7 @@
                 <w:i w:val="0"/>
                 <w:sz w:val="17"/>
               </w:rPr>
-              <w:t>Le questionnaire semble ne pas être complètement fini mais le questionnaire est en statut complet, prière de compléter le questionnaire.</w:t>
+              <w:t>La raison principale que Absatou diebakhate n'a pas été à l'école entre 2024/2025 est était à l'école coranique et semble exister dans les modalités, prière de prendre attache avec le QG pour plus d'explication afin de la classer bien.</w:t>
             </w:r>
           </w:p>
         </w:tc>
@@ -1688,7 +2678,7 @@
                 <w:i w:val="0"/>
                 <w:sz w:val="16"/>
               </w:rPr>
-              <w:t>S00</w:t>
+              <w:t>S02</w:t>
               <w:br/>
             </w:r>
             <w:r>
@@ -1698,7 +2688,7 @@
                 <w:color w:val="64748B"/>
                 <w:sz w:val="14"/>
               </w:rPr>
-              <w:t>Identification</w:t>
+              <w:t>Éducation</w:t>
             </w:r>
           </w:p>
         </w:tc>
@@ -1714,7 +2704,7 @@
                 <w:color w:val="16A34A"/>
                 <w:sz w:val="16"/>
               </w:rPr>
-              <w:t>—</w:t>
+              <w:t>s01q23, s01q00b, s01q23_autre</w:t>
             </w:r>
           </w:p>
         </w:tc>
@@ -1745,7 +2735,7 @@
                 <w:i w:val="0"/>
                 <w:sz w:val="17"/>
               </w:rPr>
-              <w:t>L'adresse ou la localisation du ménage doit être bien renseignée, ne doit pas contenir des numéros de téléphone et elle semble courte pour être une adresse.</w:t>
+              <w:t>La raison principale que Ousmane diebakhate n'a pas fait des études dans une école formelle est école coranique et semble exister dans les modalités, prière de prendre attache avec le QG pour plus d'explication afin de la classer bien.</w:t>
             </w:r>
           </w:p>
         </w:tc>
@@ -1778,7 +2768,7 @@
                 <w:i w:val="0"/>
                 <w:sz w:val="16"/>
               </w:rPr>
-              <w:t>S00</w:t>
+              <w:t>S02</w:t>
               <w:br/>
             </w:r>
             <w:r>
@@ -1788,7 +2778,7 @@
                 <w:color w:val="64748B"/>
                 <w:sz w:val="14"/>
               </w:rPr>
-              <w:t>Identification</w:t>
+              <w:t>Éducation</w:t>
             </w:r>
           </w:p>
         </w:tc>
@@ -1804,7 +2794,7 @@
                 <w:color w:val="16A34A"/>
                 <w:sz w:val="16"/>
               </w:rPr>
-              <w:t>—</w:t>
+              <w:t>s01q47__7, s02q24, s01q00b, s02q17_2, s02q15_2</w:t>
             </w:r>
           </w:p>
         </w:tc>
@@ -1835,1447 +2825,7 @@
                 <w:i w:val="0"/>
                 <w:sz w:val="17"/>
               </w:rPr>
-              <w:t>Prière de renseigner la bonne adresse.</w:t>
-            </w:r>
-          </w:p>
-        </w:tc>
-      </w:tr>
-      <w:tr>
-        <w:tc>
-          <w:tcPr>
-            <w:tcW w:type="dxa" w:w="964"/>
-          </w:tcPr>
-          <w:p>
-            <w:r>
-              <w:rPr>
-                <w:b/>
-                <w:i w:val="0"/>
-                <w:color w:val="EA580C"/>
-                <w:sz w:val="16"/>
-              </w:rPr>
-              <w:t>Moyenne</w:t>
-            </w:r>
-          </w:p>
-        </w:tc>
-        <w:tc>
-          <w:tcPr>
-            <w:tcW w:type="dxa" w:w="1247"/>
-          </w:tcPr>
-          <w:p>
-            <w:r>
-              <w:rPr>
-                <w:b/>
-                <w:i w:val="0"/>
-                <w:sz w:val="16"/>
-              </w:rPr>
-              <w:t>S01</w:t>
-              <w:br/>
-            </w:r>
-            <w:r>
-              <w:rPr>
-                <w:b w:val="0"/>
-                <w:i w:val="0"/>
-                <w:color w:val="64748B"/>
-                <w:sz w:val="14"/>
-              </w:rPr>
-              <w:t>Démographie</w:t>
-            </w:r>
-          </w:p>
-        </w:tc>
-        <w:tc>
-          <w:tcPr>
-            <w:tcW w:type="dxa" w:w="1531"/>
-          </w:tcPr>
-          <w:p>
-            <w:r>
-              <w:rPr>
-                <w:b/>
-                <w:i w:val="0"/>
-                <w:color w:val="16A34A"/>
-                <w:sz w:val="16"/>
-              </w:rPr>
-              <w:t>—</w:t>
-            </w:r>
-          </w:p>
-        </w:tc>
-        <w:tc>
-          <w:tcPr>
-            <w:tcW w:type="dxa" w:w="1191"/>
-          </w:tcPr>
-          <w:p>
-            <w:r>
-              <w:rPr>
-                <w:b w:val="0"/>
-                <w:i w:val="0"/>
-                <w:color w:val="64748B"/>
-                <w:sz w:val="16"/>
-              </w:rPr>
-              <w:t>GT-CQ</w:t>
-            </w:r>
-          </w:p>
-        </w:tc>
-        <w:tc>
-          <w:tcPr>
-            <w:tcW w:type="dxa" w:w="4706"/>
-          </w:tcPr>
-          <w:p>
-            <w:r>
-              <w:rPr>
-                <w:b w:val="0"/>
-                <w:i w:val="0"/>
-                <w:sz w:val="17"/>
-              </w:rPr>
-              <w:t>Prière de verifier l'information donnée par Fatoumata diebakhate k ou corriger au niveau de la section 1.</w:t>
-            </w:r>
-          </w:p>
-        </w:tc>
-      </w:tr>
-      <w:tr>
-        <w:tc>
-          <w:tcPr>
-            <w:tcW w:type="dxa" w:w="964"/>
-          </w:tcPr>
-          <w:p>
-            <w:r>
-              <w:rPr>
-                <w:b/>
-                <w:i w:val="0"/>
-                <w:color w:val="EA580C"/>
-                <w:sz w:val="16"/>
-              </w:rPr>
-              <w:t>Moyenne</w:t>
-            </w:r>
-          </w:p>
-        </w:tc>
-        <w:tc>
-          <w:tcPr>
-            <w:tcW w:type="dxa" w:w="1247"/>
-          </w:tcPr>
-          <w:p>
-            <w:r>
-              <w:rPr>
-                <w:b/>
-                <w:i w:val="0"/>
-                <w:sz w:val="16"/>
-              </w:rPr>
-              <w:t>S01</w:t>
-              <w:br/>
-            </w:r>
-            <w:r>
-              <w:rPr>
-                <w:b w:val="0"/>
-                <w:i w:val="0"/>
-                <w:color w:val="64748B"/>
-                <w:sz w:val="14"/>
-              </w:rPr>
-              <w:t>Démographie</w:t>
-            </w:r>
-          </w:p>
-        </w:tc>
-        <w:tc>
-          <w:tcPr>
-            <w:tcW w:type="dxa" w:w="1531"/>
-          </w:tcPr>
-          <w:p>
-            <w:r>
-              <w:rPr>
-                <w:b/>
-                <w:i w:val="0"/>
-                <w:color w:val="16A34A"/>
-                <w:sz w:val="16"/>
-              </w:rPr>
-              <w:t>—</w:t>
-            </w:r>
-          </w:p>
-        </w:tc>
-        <w:tc>
-          <w:tcPr>
-            <w:tcW w:type="dxa" w:w="1191"/>
-          </w:tcPr>
-          <w:p>
-            <w:r>
-              <w:rPr>
-                <w:b w:val="0"/>
-                <w:i w:val="0"/>
-                <w:color w:val="64748B"/>
-                <w:sz w:val="16"/>
-              </w:rPr>
-              <w:t>GT-CQ</w:t>
-            </w:r>
-          </w:p>
-        </w:tc>
-        <w:tc>
-          <w:tcPr>
-            <w:tcW w:type="dxa" w:w="4706"/>
-          </w:tcPr>
-          <w:p>
-            <w:r>
-              <w:rPr>
-                <w:b w:val="0"/>
-                <w:i w:val="0"/>
-                <w:sz w:val="17"/>
-              </w:rPr>
-              <w:t>Prière de verifier l'information donnée par Ousmane diebakhate ou corriger au niveau de la section 1.</w:t>
-            </w:r>
-          </w:p>
-        </w:tc>
-      </w:tr>
-      <w:tr>
-        <w:tc>
-          <w:tcPr>
-            <w:tcW w:type="dxa" w:w="964"/>
-          </w:tcPr>
-          <w:p>
-            <w:r>
-              <w:rPr>
-                <w:b/>
-                <w:i w:val="0"/>
-                <w:color w:val="EA580C"/>
-                <w:sz w:val="16"/>
-              </w:rPr>
-              <w:t>Moyenne</w:t>
-            </w:r>
-          </w:p>
-        </w:tc>
-        <w:tc>
-          <w:tcPr>
-            <w:tcW w:type="dxa" w:w="1247"/>
-          </w:tcPr>
-          <w:p>
-            <w:r>
-              <w:rPr>
-                <w:b/>
-                <w:i w:val="0"/>
-                <w:sz w:val="16"/>
-              </w:rPr>
-              <w:t>S01</w:t>
-              <w:br/>
-            </w:r>
-            <w:r>
-              <w:rPr>
-                <w:b w:val="0"/>
-                <w:i w:val="0"/>
-                <w:color w:val="64748B"/>
-                <w:sz w:val="14"/>
-              </w:rPr>
-              <w:t>Démographie</w:t>
-            </w:r>
-          </w:p>
-        </w:tc>
-        <w:tc>
-          <w:tcPr>
-            <w:tcW w:type="dxa" w:w="1531"/>
-          </w:tcPr>
-          <w:p>
-            <w:r>
-              <w:rPr>
-                <w:b/>
-                <w:i w:val="0"/>
-                <w:color w:val="16A34A"/>
-                <w:sz w:val="16"/>
-              </w:rPr>
-              <w:t>—</w:t>
-            </w:r>
-          </w:p>
-        </w:tc>
-        <w:tc>
-          <w:tcPr>
-            <w:tcW w:type="dxa" w:w="1191"/>
-          </w:tcPr>
-          <w:p>
-            <w:r>
-              <w:rPr>
-                <w:b w:val="0"/>
-                <w:i w:val="0"/>
-                <w:color w:val="64748B"/>
-                <w:sz w:val="16"/>
-              </w:rPr>
-              <w:t>GT-CQ</w:t>
-            </w:r>
-          </w:p>
-        </w:tc>
-        <w:tc>
-          <w:tcPr>
-            <w:tcW w:type="dxa" w:w="4706"/>
-          </w:tcPr>
-          <w:p>
-            <w:r>
-              <w:rPr>
-                <w:b w:val="0"/>
-                <w:i w:val="0"/>
-                <w:sz w:val="17"/>
-              </w:rPr>
-              <w:t>Prière de verifier l'information donnée par Yaya diebakhate ou corriger au niveau de la section 1.</w:t>
-            </w:r>
-          </w:p>
-        </w:tc>
-      </w:tr>
-      <w:tr>
-        <w:tc>
-          <w:tcPr>
-            <w:tcW w:type="dxa" w:w="964"/>
-          </w:tcPr>
-          <w:p>
-            <w:r>
-              <w:rPr>
-                <w:b/>
-                <w:i w:val="0"/>
-                <w:color w:val="EA580C"/>
-                <w:sz w:val="16"/>
-              </w:rPr>
-              <w:t>Moyenne</w:t>
-            </w:r>
-          </w:p>
-        </w:tc>
-        <w:tc>
-          <w:tcPr>
-            <w:tcW w:type="dxa" w:w="1247"/>
-          </w:tcPr>
-          <w:p>
-            <w:r>
-              <w:rPr>
-                <w:b/>
-                <w:i w:val="0"/>
-                <w:sz w:val="16"/>
-              </w:rPr>
-              <w:t>S01</w:t>
-              <w:br/>
-            </w:r>
-            <w:r>
-              <w:rPr>
-                <w:b w:val="0"/>
-                <w:i w:val="0"/>
-                <w:color w:val="64748B"/>
-                <w:sz w:val="14"/>
-              </w:rPr>
-              <w:t>Démographie</w:t>
-            </w:r>
-          </w:p>
-        </w:tc>
-        <w:tc>
-          <w:tcPr>
-            <w:tcW w:type="dxa" w:w="1531"/>
-          </w:tcPr>
-          <w:p>
-            <w:r>
-              <w:rPr>
-                <w:b/>
-                <w:i w:val="0"/>
-                <w:color w:val="16A34A"/>
-                <w:sz w:val="16"/>
-              </w:rPr>
-              <w:t>s00q27, s01q03a, s01q03b, s01q03c, s01q00b</w:t>
-            </w:r>
-          </w:p>
-        </w:tc>
-        <w:tc>
-          <w:tcPr>
-            <w:tcW w:type="dxa" w:w="1191"/>
-          </w:tcPr>
-          <w:p>
-            <w:r>
-              <w:rPr>
-                <w:b w:val="0"/>
-                <w:i w:val="0"/>
-                <w:color w:val="64748B"/>
-                <w:sz w:val="16"/>
-              </w:rPr>
-              <w:t>GT-CQ</w:t>
-            </w:r>
-          </w:p>
-        </w:tc>
-        <w:tc>
-          <w:tcPr>
-            <w:tcW w:type="dxa" w:w="4706"/>
-          </w:tcPr>
-          <w:p>
-            <w:r>
-              <w:rPr>
-                <w:b w:val="0"/>
-                <w:i w:val="0"/>
-                <w:sz w:val="17"/>
-              </w:rPr>
-              <w:t>Les informations sur l'acte de naissance (ni Jours, ni mois et ni années) de  Abdourahmane diebakhate  manquent, s'il vous plait pouvez-vous fournir d'effort pour avoir ces informations.</w:t>
-            </w:r>
-          </w:p>
-        </w:tc>
-      </w:tr>
-      <w:tr>
-        <w:tc>
-          <w:tcPr>
-            <w:tcW w:type="dxa" w:w="964"/>
-          </w:tcPr>
-          <w:p>
-            <w:r>
-              <w:rPr>
-                <w:b/>
-                <w:i w:val="0"/>
-                <w:color w:val="EA580C"/>
-                <w:sz w:val="16"/>
-              </w:rPr>
-              <w:t>Moyenne</w:t>
-            </w:r>
-          </w:p>
-        </w:tc>
-        <w:tc>
-          <w:tcPr>
-            <w:tcW w:type="dxa" w:w="1247"/>
-          </w:tcPr>
-          <w:p>
-            <w:r>
-              <w:rPr>
-                <w:b/>
-                <w:i w:val="0"/>
-                <w:sz w:val="16"/>
-              </w:rPr>
-              <w:t>S02</w:t>
-              <w:br/>
-            </w:r>
-            <w:r>
-              <w:rPr>
-                <w:b w:val="0"/>
-                <w:i w:val="0"/>
-                <w:color w:val="64748B"/>
-                <w:sz w:val="14"/>
-              </w:rPr>
-              <w:t>Éducation</w:t>
-            </w:r>
-          </w:p>
-        </w:tc>
-        <w:tc>
-          <w:tcPr>
-            <w:tcW w:type="dxa" w:w="1531"/>
-          </w:tcPr>
-          <w:p>
-            <w:r>
-              <w:rPr>
-                <w:b/>
-                <w:i w:val="0"/>
-                <w:color w:val="16A34A"/>
-                <w:sz w:val="16"/>
-              </w:rPr>
-              <w:t>—</w:t>
-            </w:r>
-          </w:p>
-        </w:tc>
-        <w:tc>
-          <w:tcPr>
-            <w:tcW w:type="dxa" w:w="1191"/>
-          </w:tcPr>
-          <w:p>
-            <w:r>
-              <w:rPr>
-                <w:b w:val="0"/>
-                <w:i w:val="0"/>
-                <w:color w:val="64748B"/>
-                <w:sz w:val="16"/>
-              </w:rPr>
-              <w:t>GT-CQ</w:t>
-            </w:r>
-          </w:p>
-        </w:tc>
-        <w:tc>
-          <w:tcPr>
-            <w:tcW w:type="dxa" w:w="4706"/>
-          </w:tcPr>
-          <w:p>
-            <w:r>
-              <w:rPr>
-                <w:b w:val="0"/>
-                <w:i w:val="0"/>
-                <w:sz w:val="17"/>
-              </w:rPr>
-              <w:t>Attention!!! le montant payé pour les frais de scolarité ( 15000 FCFA) de Yaya diebakhate  qui fréquente 2ème année de Secondaire 1 (Moyen) Général semble faible.</w:t>
-            </w:r>
-          </w:p>
-        </w:tc>
-      </w:tr>
-      <w:tr>
-        <w:tc>
-          <w:tcPr>
-            <w:tcW w:type="dxa" w:w="964"/>
-          </w:tcPr>
-          <w:p>
-            <w:r>
-              <w:rPr>
-                <w:b/>
-                <w:i w:val="0"/>
-                <w:color w:val="EA580C"/>
-                <w:sz w:val="16"/>
-              </w:rPr>
-              <w:t>Moyenne</w:t>
-            </w:r>
-          </w:p>
-        </w:tc>
-        <w:tc>
-          <w:tcPr>
-            <w:tcW w:type="dxa" w:w="1247"/>
-          </w:tcPr>
-          <w:p>
-            <w:r>
-              <w:rPr>
-                <w:b/>
-                <w:i w:val="0"/>
-                <w:sz w:val="16"/>
-              </w:rPr>
-              <w:t>S02</w:t>
-              <w:br/>
-            </w:r>
-            <w:r>
-              <w:rPr>
-                <w:b w:val="0"/>
-                <w:i w:val="0"/>
-                <w:color w:val="64748B"/>
-                <w:sz w:val="14"/>
-              </w:rPr>
-              <w:t>Éducation</w:t>
-            </w:r>
-          </w:p>
-        </w:tc>
-        <w:tc>
-          <w:tcPr>
-            <w:tcW w:type="dxa" w:w="1531"/>
-          </w:tcPr>
-          <w:p>
-            <w:r>
-              <w:rPr>
-                <w:b/>
-                <w:i w:val="0"/>
-                <w:color w:val="16A34A"/>
-                <w:sz w:val="16"/>
-              </w:rPr>
-              <w:t>—</w:t>
-            </w:r>
-          </w:p>
-        </w:tc>
-        <w:tc>
-          <w:tcPr>
-            <w:tcW w:type="dxa" w:w="1191"/>
-          </w:tcPr>
-          <w:p>
-            <w:r>
-              <w:rPr>
-                <w:b w:val="0"/>
-                <w:i w:val="0"/>
-                <w:color w:val="64748B"/>
-                <w:sz w:val="16"/>
-              </w:rPr>
-              <w:t>GT-CQ</w:t>
-            </w:r>
-          </w:p>
-        </w:tc>
-        <w:tc>
-          <w:tcPr>
-            <w:tcW w:type="dxa" w:w="4706"/>
-          </w:tcPr>
-          <w:p>
-            <w:r>
-              <w:rPr>
-                <w:b w:val="0"/>
-                <w:i w:val="0"/>
-                <w:sz w:val="17"/>
-              </w:rPr>
-              <w:t>Veuillez verifier cette information auprès de l'enquêté ou confirmer avec le QG.</w:t>
-            </w:r>
-          </w:p>
-        </w:tc>
-      </w:tr>
-      <w:tr>
-        <w:tc>
-          <w:tcPr>
-            <w:tcW w:type="dxa" w:w="964"/>
-          </w:tcPr>
-          <w:p>
-            <w:r>
-              <w:rPr>
-                <w:b/>
-                <w:i w:val="0"/>
-                <w:color w:val="EA580C"/>
-                <w:sz w:val="16"/>
-              </w:rPr>
-              <w:t>Moyenne</w:t>
-            </w:r>
-          </w:p>
-        </w:tc>
-        <w:tc>
-          <w:tcPr>
-            <w:tcW w:type="dxa" w:w="1247"/>
-          </w:tcPr>
-          <w:p>
-            <w:r>
-              <w:rPr>
-                <w:b/>
-                <w:i w:val="0"/>
-                <w:sz w:val="16"/>
-              </w:rPr>
-              <w:t>S02</w:t>
-              <w:br/>
-            </w:r>
-            <w:r>
-              <w:rPr>
-                <w:b w:val="0"/>
-                <w:i w:val="0"/>
-                <w:color w:val="64748B"/>
-                <w:sz w:val="14"/>
-              </w:rPr>
-              <w:t>Éducation</w:t>
-            </w:r>
-          </w:p>
-        </w:tc>
-        <w:tc>
-          <w:tcPr>
-            <w:tcW w:type="dxa" w:w="1531"/>
-          </w:tcPr>
-          <w:p>
-            <w:r>
-              <w:rPr>
-                <w:b/>
-                <w:i w:val="0"/>
-                <w:color w:val="16A34A"/>
-                <w:sz w:val="16"/>
-              </w:rPr>
-              <w:t>s01q23, s01q00b, s01q23_autre</w:t>
-            </w:r>
-          </w:p>
-        </w:tc>
-        <w:tc>
-          <w:tcPr>
-            <w:tcW w:type="dxa" w:w="1191"/>
-          </w:tcPr>
-          <w:p>
-            <w:r>
-              <w:rPr>
-                <w:b w:val="0"/>
-                <w:i w:val="0"/>
-                <w:color w:val="64748B"/>
-                <w:sz w:val="16"/>
-              </w:rPr>
-              <w:t>GT-CQ</w:t>
-            </w:r>
-          </w:p>
-        </w:tc>
-        <w:tc>
-          <w:tcPr>
-            <w:tcW w:type="dxa" w:w="4706"/>
-          </w:tcPr>
-          <w:p>
-            <w:r>
-              <w:rPr>
-                <w:b w:val="0"/>
-                <w:i w:val="0"/>
-                <w:sz w:val="17"/>
-              </w:rPr>
-              <w:t>Le domaine que Yaya diebakhate bénéficié de cette formation est plomberie et semble exister dans les modalités, prière de prendre attache avec le QG pour plus d'explication afin de la classer bien.</w:t>
-            </w:r>
-          </w:p>
-        </w:tc>
-      </w:tr>
-      <w:tr>
-        <w:tc>
-          <w:tcPr>
-            <w:tcW w:type="dxa" w:w="964"/>
-          </w:tcPr>
-          <w:p>
-            <w:r>
-              <w:rPr>
-                <w:b/>
-                <w:i w:val="0"/>
-                <w:color w:val="EA580C"/>
-                <w:sz w:val="16"/>
-              </w:rPr>
-              <w:t>Moyenne</w:t>
-            </w:r>
-          </w:p>
-        </w:tc>
-        <w:tc>
-          <w:tcPr>
-            <w:tcW w:type="dxa" w:w="1247"/>
-          </w:tcPr>
-          <w:p>
-            <w:r>
-              <w:rPr>
-                <w:b/>
-                <w:i w:val="0"/>
-                <w:sz w:val="16"/>
-              </w:rPr>
-              <w:t>S02</w:t>
-              <w:br/>
-            </w:r>
-            <w:r>
-              <w:rPr>
-                <w:b w:val="0"/>
-                <w:i w:val="0"/>
-                <w:color w:val="64748B"/>
-                <w:sz w:val="14"/>
-              </w:rPr>
-              <w:t>Éducation</w:t>
-            </w:r>
-          </w:p>
-        </w:tc>
-        <w:tc>
-          <w:tcPr>
-            <w:tcW w:type="dxa" w:w="1531"/>
-          </w:tcPr>
-          <w:p>
-            <w:r>
-              <w:rPr>
-                <w:b/>
-                <w:i w:val="0"/>
-                <w:color w:val="16A34A"/>
-                <w:sz w:val="16"/>
-              </w:rPr>
-              <w:t>—</w:t>
-            </w:r>
-          </w:p>
-        </w:tc>
-        <w:tc>
-          <w:tcPr>
-            <w:tcW w:type="dxa" w:w="1191"/>
-          </w:tcPr>
-          <w:p>
-            <w:r>
-              <w:rPr>
-                <w:b w:val="0"/>
-                <w:i w:val="0"/>
-                <w:color w:val="64748B"/>
-                <w:sz w:val="16"/>
-              </w:rPr>
-              <w:t>GT-CQ</w:t>
-            </w:r>
-          </w:p>
-        </w:tc>
-        <w:tc>
-          <w:tcPr>
-            <w:tcW w:type="dxa" w:w="4706"/>
-          </w:tcPr>
-          <w:p>
-            <w:r>
-              <w:rPr>
-                <w:b w:val="0"/>
-                <w:i w:val="0"/>
-                <w:sz w:val="17"/>
-              </w:rPr>
-              <w:t>veuillez, s'il vous plait, confirmer les frais de scolarité ( 10000 FCFA) payée de ABDOULAYE diebakhate avec le QG ou apporter les corrections nécessaires.</w:t>
-            </w:r>
-          </w:p>
-        </w:tc>
-      </w:tr>
-      <w:tr>
-        <w:tc>
-          <w:tcPr>
-            <w:tcW w:type="dxa" w:w="964"/>
-          </w:tcPr>
-          <w:p>
-            <w:r>
-              <w:rPr>
-                <w:b/>
-                <w:i w:val="0"/>
-                <w:color w:val="EA580C"/>
-                <w:sz w:val="16"/>
-              </w:rPr>
-              <w:t>Moyenne</w:t>
-            </w:r>
-          </w:p>
-        </w:tc>
-        <w:tc>
-          <w:tcPr>
-            <w:tcW w:type="dxa" w:w="1247"/>
-          </w:tcPr>
-          <w:p>
-            <w:r>
-              <w:rPr>
-                <w:b/>
-                <w:i w:val="0"/>
-                <w:sz w:val="16"/>
-              </w:rPr>
-              <w:t>S02</w:t>
-              <w:br/>
-            </w:r>
-            <w:r>
-              <w:rPr>
-                <w:b w:val="0"/>
-                <w:i w:val="0"/>
-                <w:color w:val="64748B"/>
-                <w:sz w:val="14"/>
-              </w:rPr>
-              <w:t>Éducation</w:t>
-            </w:r>
-          </w:p>
-        </w:tc>
-        <w:tc>
-          <w:tcPr>
-            <w:tcW w:type="dxa" w:w="1531"/>
-          </w:tcPr>
-          <w:p>
-            <w:r>
-              <w:rPr>
-                <w:b/>
-                <w:i w:val="0"/>
-                <w:color w:val="16A34A"/>
-                <w:sz w:val="16"/>
-              </w:rPr>
-              <w:t>—</w:t>
-            </w:r>
-          </w:p>
-        </w:tc>
-        <w:tc>
-          <w:tcPr>
-            <w:tcW w:type="dxa" w:w="1191"/>
-          </w:tcPr>
-          <w:p>
-            <w:r>
-              <w:rPr>
-                <w:b w:val="0"/>
-                <w:i w:val="0"/>
-                <w:color w:val="64748B"/>
-                <w:sz w:val="16"/>
-              </w:rPr>
-              <w:t>GT-CQ</w:t>
-            </w:r>
-          </w:p>
-        </w:tc>
-        <w:tc>
-          <w:tcPr>
-            <w:tcW w:type="dxa" w:w="4706"/>
-          </w:tcPr>
-          <w:p>
-            <w:r>
-              <w:rPr>
-                <w:b w:val="0"/>
-                <w:i w:val="0"/>
-                <w:sz w:val="17"/>
-              </w:rPr>
-              <w:t>veuillez, s'il vous plait, confirmer les frais de scolarité ( 10000 FCFA) payée de Fatoumata diebakhate k avec le QG ou apporter les corrections nécessaires.</w:t>
-            </w:r>
-          </w:p>
-        </w:tc>
-      </w:tr>
-      <w:tr>
-        <w:tc>
-          <w:tcPr>
-            <w:tcW w:type="dxa" w:w="964"/>
-          </w:tcPr>
-          <w:p>
-            <w:r>
-              <w:rPr>
-                <w:b/>
-                <w:i w:val="0"/>
-                <w:color w:val="EA580C"/>
-                <w:sz w:val="16"/>
-              </w:rPr>
-              <w:t>Moyenne</w:t>
-            </w:r>
-          </w:p>
-        </w:tc>
-        <w:tc>
-          <w:tcPr>
-            <w:tcW w:type="dxa" w:w="1247"/>
-          </w:tcPr>
-          <w:p>
-            <w:r>
-              <w:rPr>
-                <w:b/>
-                <w:i w:val="0"/>
-                <w:sz w:val="16"/>
-              </w:rPr>
-              <w:t>S02</w:t>
-              <w:br/>
-            </w:r>
-            <w:r>
-              <w:rPr>
-                <w:b w:val="0"/>
-                <w:i w:val="0"/>
-                <w:color w:val="64748B"/>
-                <w:sz w:val="14"/>
-              </w:rPr>
-              <w:t>Éducation</w:t>
-            </w:r>
-          </w:p>
-        </w:tc>
-        <w:tc>
-          <w:tcPr>
-            <w:tcW w:type="dxa" w:w="1531"/>
-          </w:tcPr>
-          <w:p>
-            <w:r>
-              <w:rPr>
-                <w:b/>
-                <w:i w:val="0"/>
-                <w:color w:val="16A34A"/>
-                <w:sz w:val="16"/>
-              </w:rPr>
-              <w:t>s01q63, s00q04, s02q25, s01q00b, s02q17_2, s02q15_2</w:t>
-            </w:r>
-          </w:p>
-        </w:tc>
-        <w:tc>
-          <w:tcPr>
-            <w:tcW w:type="dxa" w:w="1191"/>
-          </w:tcPr>
-          <w:p>
-            <w:r>
-              <w:rPr>
-                <w:b w:val="0"/>
-                <w:i w:val="0"/>
-                <w:color w:val="64748B"/>
-                <w:sz w:val="16"/>
-              </w:rPr>
-              <w:t>GT-CQ</w:t>
-            </w:r>
-          </w:p>
-        </w:tc>
-        <w:tc>
-          <w:tcPr>
-            <w:tcW w:type="dxa" w:w="4706"/>
-          </w:tcPr>
-          <w:p>
-            <w:r>
-              <w:rPr>
-                <w:b w:val="0"/>
-                <w:i w:val="0"/>
-                <w:sz w:val="17"/>
-              </w:rPr>
-              <w:t>Dans les milieux urbains c'est peu probable de voir une école dont les élèves ou étudiants ne dépensent pas en frais d'uniformes, prière de verifier pour Fatoumata diebakhate k qui fréquente 1ére année de Primaire et corriger ou confirmer avec le QG.</w:t>
-            </w:r>
-          </w:p>
-        </w:tc>
-      </w:tr>
-      <w:tr>
-        <w:tc>
-          <w:tcPr>
-            <w:tcW w:type="dxa" w:w="964"/>
-          </w:tcPr>
-          <w:p>
-            <w:r>
-              <w:rPr>
-                <w:b/>
-                <w:i w:val="0"/>
-                <w:color w:val="EA580C"/>
-                <w:sz w:val="16"/>
-              </w:rPr>
-              <w:t>Moyenne</w:t>
-            </w:r>
-          </w:p>
-        </w:tc>
-        <w:tc>
-          <w:tcPr>
-            <w:tcW w:type="dxa" w:w="1247"/>
-          </w:tcPr>
-          <w:p>
-            <w:r>
-              <w:rPr>
-                <w:b/>
-                <w:i w:val="0"/>
-                <w:sz w:val="16"/>
-              </w:rPr>
-              <w:t>S02</w:t>
-              <w:br/>
-            </w:r>
-            <w:r>
-              <w:rPr>
-                <w:b w:val="0"/>
-                <w:i w:val="0"/>
-                <w:color w:val="64748B"/>
-                <w:sz w:val="14"/>
-              </w:rPr>
-              <w:t>Éducation</w:t>
-            </w:r>
-          </w:p>
-        </w:tc>
-        <w:tc>
-          <w:tcPr>
-            <w:tcW w:type="dxa" w:w="1531"/>
-          </w:tcPr>
-          <w:p>
-            <w:r>
-              <w:rPr>
-                <w:b/>
-                <w:i w:val="0"/>
-                <w:color w:val="16A34A"/>
-                <w:sz w:val="16"/>
-              </w:rPr>
-              <w:t>—</w:t>
-            </w:r>
-          </w:p>
-        </w:tc>
-        <w:tc>
-          <w:tcPr>
-            <w:tcW w:type="dxa" w:w="1191"/>
-          </w:tcPr>
-          <w:p>
-            <w:r>
-              <w:rPr>
-                <w:b w:val="0"/>
-                <w:i w:val="0"/>
-                <w:color w:val="64748B"/>
-                <w:sz w:val="16"/>
-              </w:rPr>
-              <w:t>GT-CQ</w:t>
-            </w:r>
-          </w:p>
-        </w:tc>
-        <w:tc>
-          <w:tcPr>
-            <w:tcW w:type="dxa" w:w="4706"/>
-          </w:tcPr>
-          <w:p>
-            <w:r>
-              <w:rPr>
-                <w:b w:val="0"/>
-                <w:i w:val="0"/>
-                <w:sz w:val="17"/>
-              </w:rPr>
-              <w:t>veuillez, s'il vous plait, confirmer les frais de scolarité ( 5000 FCFA) payée de Fatoumata diebakhate junior avec le QG ou apporter les corrections nécessaires.</w:t>
-            </w:r>
-          </w:p>
-        </w:tc>
-      </w:tr>
-      <w:tr>
-        <w:tc>
-          <w:tcPr>
-            <w:tcW w:type="dxa" w:w="964"/>
-          </w:tcPr>
-          <w:p>
-            <w:r>
-              <w:rPr>
-                <w:b/>
-                <w:i w:val="0"/>
-                <w:color w:val="EA580C"/>
-                <w:sz w:val="16"/>
-              </w:rPr>
-              <w:t>Moyenne</w:t>
-            </w:r>
-          </w:p>
-        </w:tc>
-        <w:tc>
-          <w:tcPr>
-            <w:tcW w:type="dxa" w:w="1247"/>
-          </w:tcPr>
-          <w:p>
-            <w:r>
-              <w:rPr>
-                <w:b/>
-                <w:i w:val="0"/>
-                <w:sz w:val="16"/>
-              </w:rPr>
-              <w:t>S02</w:t>
-              <w:br/>
-            </w:r>
-            <w:r>
-              <w:rPr>
-                <w:b w:val="0"/>
-                <w:i w:val="0"/>
-                <w:color w:val="64748B"/>
-                <w:sz w:val="14"/>
-              </w:rPr>
-              <w:t>Éducation</w:t>
-            </w:r>
-          </w:p>
-        </w:tc>
-        <w:tc>
-          <w:tcPr>
-            <w:tcW w:type="dxa" w:w="1531"/>
-          </w:tcPr>
-          <w:p>
-            <w:r>
-              <w:rPr>
-                <w:b/>
-                <w:i w:val="0"/>
-                <w:color w:val="16A34A"/>
-                <w:sz w:val="16"/>
-              </w:rPr>
-              <w:t>s01q47__7, s02q24, s01q00b, s02q17_2, s02q15_2</w:t>
-            </w:r>
-          </w:p>
-        </w:tc>
-        <w:tc>
-          <w:tcPr>
-            <w:tcW w:type="dxa" w:w="1191"/>
-          </w:tcPr>
-          <w:p>
-            <w:r>
-              <w:rPr>
-                <w:b w:val="0"/>
-                <w:i w:val="0"/>
-                <w:color w:val="64748B"/>
-                <w:sz w:val="16"/>
-              </w:rPr>
-              <w:t>GT-CQ</w:t>
-            </w:r>
-          </w:p>
-        </w:tc>
-        <w:tc>
-          <w:tcPr>
-            <w:tcW w:type="dxa" w:w="4706"/>
-          </w:tcPr>
-          <w:p>
-            <w:r>
-              <w:rPr>
-                <w:b w:val="0"/>
-                <w:i w:val="0"/>
-                <w:sz w:val="17"/>
-              </w:rPr>
               <w:t>Le montant des frais pour les cahiers et autres matériels scolaires pour l'année scolaire de Fatoumata diebakhate junior qui fréquente 3ème année de Secondaire 1 (Moyen) Général  est de 0 FCFA, Fatoumata diebakhate junior a fait comment pour payer ces cahiers et autres matériels scolaires (SAC, stylo, craie, ardoise, crayon...) ? prière de corriger.</w:t>
-            </w:r>
-          </w:p>
-        </w:tc>
-      </w:tr>
-      <w:tr>
-        <w:tc>
-          <w:tcPr>
-            <w:tcW w:type="dxa" w:w="964"/>
-          </w:tcPr>
-          <w:p>
-            <w:r>
-              <w:rPr>
-                <w:b/>
-                <w:i w:val="0"/>
-                <w:color w:val="EA580C"/>
-                <w:sz w:val="16"/>
-              </w:rPr>
-              <w:t>Moyenne</w:t>
-            </w:r>
-          </w:p>
-        </w:tc>
-        <w:tc>
-          <w:tcPr>
-            <w:tcW w:type="dxa" w:w="1247"/>
-          </w:tcPr>
-          <w:p>
-            <w:r>
-              <w:rPr>
-                <w:b/>
-                <w:i w:val="0"/>
-                <w:sz w:val="16"/>
-              </w:rPr>
-              <w:t>S02</w:t>
-              <w:br/>
-            </w:r>
-            <w:r>
-              <w:rPr>
-                <w:b w:val="0"/>
-                <w:i w:val="0"/>
-                <w:color w:val="64748B"/>
-                <w:sz w:val="14"/>
-              </w:rPr>
-              <w:t>Éducation</w:t>
-            </w:r>
-          </w:p>
-        </w:tc>
-        <w:tc>
-          <w:tcPr>
-            <w:tcW w:type="dxa" w:w="1531"/>
-          </w:tcPr>
-          <w:p>
-            <w:r>
-              <w:rPr>
-                <w:b/>
-                <w:i w:val="0"/>
-                <w:color w:val="16A34A"/>
-                <w:sz w:val="16"/>
-              </w:rPr>
-              <w:t>—</w:t>
-            </w:r>
-          </w:p>
-        </w:tc>
-        <w:tc>
-          <w:tcPr>
-            <w:tcW w:type="dxa" w:w="1191"/>
-          </w:tcPr>
-          <w:p>
-            <w:r>
-              <w:rPr>
-                <w:b w:val="0"/>
-                <w:i w:val="0"/>
-                <w:color w:val="64748B"/>
-                <w:sz w:val="16"/>
-              </w:rPr>
-              <w:t>GT-CQ</w:t>
-            </w:r>
-          </w:p>
-        </w:tc>
-        <w:tc>
-          <w:tcPr>
-            <w:tcW w:type="dxa" w:w="4706"/>
-          </w:tcPr>
-          <w:p>
-            <w:r>
-              <w:rPr>
-                <w:b w:val="0"/>
-                <w:i w:val="0"/>
-                <w:sz w:val="17"/>
-              </w:rPr>
-              <w:t>Prière de vous adresser à Kadiatou sidibe pour avoir l'année exacte.</w:t>
-            </w:r>
-          </w:p>
-        </w:tc>
-      </w:tr>
-      <w:tr>
-        <w:tc>
-          <w:tcPr>
-            <w:tcW w:type="dxa" w:w="964"/>
-          </w:tcPr>
-          <w:p>
-            <w:r>
-              <w:rPr>
-                <w:b/>
-                <w:i w:val="0"/>
-                <w:color w:val="EA580C"/>
-                <w:sz w:val="16"/>
-              </w:rPr>
-              <w:t>Moyenne</w:t>
-            </w:r>
-          </w:p>
-        </w:tc>
-        <w:tc>
-          <w:tcPr>
-            <w:tcW w:type="dxa" w:w="1247"/>
-          </w:tcPr>
-          <w:p>
-            <w:r>
-              <w:rPr>
-                <w:b/>
-                <w:i w:val="0"/>
-                <w:sz w:val="16"/>
-              </w:rPr>
-              <w:t>S02</w:t>
-              <w:br/>
-            </w:r>
-            <w:r>
-              <w:rPr>
-                <w:b w:val="0"/>
-                <w:i w:val="0"/>
-                <w:color w:val="64748B"/>
-                <w:sz w:val="14"/>
-              </w:rPr>
-              <w:t>Éducation</w:t>
-            </w:r>
-          </w:p>
-        </w:tc>
-        <w:tc>
-          <w:tcPr>
-            <w:tcW w:type="dxa" w:w="1531"/>
-          </w:tcPr>
-          <w:p>
-            <w:r>
-              <w:rPr>
-                <w:b/>
-                <w:i w:val="0"/>
-                <w:color w:val="16A34A"/>
-                <w:sz w:val="16"/>
-              </w:rPr>
-              <w:t>—</w:t>
-            </w:r>
-          </w:p>
-        </w:tc>
-        <w:tc>
-          <w:tcPr>
-            <w:tcW w:type="dxa" w:w="1191"/>
-          </w:tcPr>
-          <w:p>
-            <w:r>
-              <w:rPr>
-                <w:b w:val="0"/>
-                <w:i w:val="0"/>
-                <w:color w:val="64748B"/>
-                <w:sz w:val="16"/>
-              </w:rPr>
-              <w:t>GT-CQ</w:t>
-            </w:r>
-          </w:p>
-        </w:tc>
-        <w:tc>
-          <w:tcPr>
-            <w:tcW w:type="dxa" w:w="4706"/>
-          </w:tcPr>
-          <w:p>
-            <w:r>
-              <w:rPr>
-                <w:b w:val="0"/>
-                <w:i w:val="0"/>
-                <w:sz w:val="17"/>
-              </w:rPr>
-              <w:t>Prière de vous adresser à Maimouna tounkara pour avoir l'année exacte.</w:t>
-            </w:r>
-          </w:p>
-        </w:tc>
-      </w:tr>
-      <w:tr>
-        <w:tc>
-          <w:tcPr>
-            <w:tcW w:type="dxa" w:w="964"/>
-          </w:tcPr>
-          <w:p>
-            <w:r>
-              <w:rPr>
-                <w:b/>
-                <w:i w:val="0"/>
-                <w:color w:val="EA580C"/>
-                <w:sz w:val="16"/>
-              </w:rPr>
-              <w:t>Moyenne</w:t>
-            </w:r>
-          </w:p>
-        </w:tc>
-        <w:tc>
-          <w:tcPr>
-            <w:tcW w:type="dxa" w:w="1247"/>
-          </w:tcPr>
-          <w:p>
-            <w:r>
-              <w:rPr>
-                <w:b/>
-                <w:i w:val="0"/>
-                <w:sz w:val="16"/>
-              </w:rPr>
-              <w:t>S02</w:t>
-              <w:br/>
-            </w:r>
-            <w:r>
-              <w:rPr>
-                <w:b w:val="0"/>
-                <w:i w:val="0"/>
-                <w:color w:val="64748B"/>
-                <w:sz w:val="14"/>
-              </w:rPr>
-              <w:t>Éducation</w:t>
-            </w:r>
-          </w:p>
-        </w:tc>
-        <w:tc>
-          <w:tcPr>
-            <w:tcW w:type="dxa" w:w="1531"/>
-          </w:tcPr>
-          <w:p>
-            <w:r>
-              <w:rPr>
-                <w:b/>
-                <w:i w:val="0"/>
-                <w:color w:val="16A34A"/>
-                <w:sz w:val="16"/>
-              </w:rPr>
-              <w:t>s01q23, s01q00b, s01q23_autre</w:t>
-            </w:r>
-          </w:p>
-        </w:tc>
-        <w:tc>
-          <w:tcPr>
-            <w:tcW w:type="dxa" w:w="1191"/>
-          </w:tcPr>
-          <w:p>
-            <w:r>
-              <w:rPr>
-                <w:b w:val="0"/>
-                <w:i w:val="0"/>
-                <w:color w:val="64748B"/>
-                <w:sz w:val="16"/>
-              </w:rPr>
-              <w:t>GT-CQ</w:t>
-            </w:r>
-          </w:p>
-        </w:tc>
-        <w:tc>
-          <w:tcPr>
-            <w:tcW w:type="dxa" w:w="4706"/>
-          </w:tcPr>
-          <w:p>
-            <w:r>
-              <w:rPr>
-                <w:b w:val="0"/>
-                <w:i w:val="0"/>
-                <w:sz w:val="17"/>
-              </w:rPr>
-              <w:t>La raison principale que Absatou diebakhate n'a pas été à l'école entre 2024/2025 est était à l'école coranique et semble exister dans les modalités, prière de prendre attache avec le QG pour plus d'explication afin de la classer bien.</w:t>
-            </w:r>
-          </w:p>
-        </w:tc>
-      </w:tr>
-      <w:tr>
-        <w:tc>
-          <w:tcPr>
-            <w:tcW w:type="dxa" w:w="964"/>
-          </w:tcPr>
-          <w:p>
-            <w:r>
-              <w:rPr>
-                <w:b/>
-                <w:i w:val="0"/>
-                <w:color w:val="EA580C"/>
-                <w:sz w:val="16"/>
-              </w:rPr>
-              <w:t>Moyenne</w:t>
-            </w:r>
-          </w:p>
-        </w:tc>
-        <w:tc>
-          <w:tcPr>
-            <w:tcW w:type="dxa" w:w="1247"/>
-          </w:tcPr>
-          <w:p>
-            <w:r>
-              <w:rPr>
-                <w:b/>
-                <w:i w:val="0"/>
-                <w:sz w:val="16"/>
-              </w:rPr>
-              <w:t>S02</w:t>
-              <w:br/>
-            </w:r>
-            <w:r>
-              <w:rPr>
-                <w:b w:val="0"/>
-                <w:i w:val="0"/>
-                <w:color w:val="64748B"/>
-                <w:sz w:val="14"/>
-              </w:rPr>
-              <w:t>Éducation</w:t>
-            </w:r>
-          </w:p>
-        </w:tc>
-        <w:tc>
-          <w:tcPr>
-            <w:tcW w:type="dxa" w:w="1531"/>
-          </w:tcPr>
-          <w:p>
-            <w:r>
-              <w:rPr>
-                <w:b/>
-                <w:i w:val="0"/>
-                <w:color w:val="16A34A"/>
-                <w:sz w:val="16"/>
-              </w:rPr>
-              <w:t>s01q23, s01q00b, s01q23_autre</w:t>
-            </w:r>
-          </w:p>
-        </w:tc>
-        <w:tc>
-          <w:tcPr>
-            <w:tcW w:type="dxa" w:w="1191"/>
-          </w:tcPr>
-          <w:p>
-            <w:r>
-              <w:rPr>
-                <w:b w:val="0"/>
-                <w:i w:val="0"/>
-                <w:color w:val="64748B"/>
-                <w:sz w:val="16"/>
-              </w:rPr>
-              <w:t>GT-CQ</w:t>
-            </w:r>
-          </w:p>
-        </w:tc>
-        <w:tc>
-          <w:tcPr>
-            <w:tcW w:type="dxa" w:w="4706"/>
-          </w:tcPr>
-          <w:p>
-            <w:r>
-              <w:rPr>
-                <w:b w:val="0"/>
-                <w:i w:val="0"/>
-                <w:sz w:val="17"/>
-              </w:rPr>
-              <w:t>La raison principale que Ousmane diebakhate n'a pas fait des études dans une école formelle est école coranique et semble exister dans les modalités, prière de prendre attache avec le QG pour plus d'explication afin de la classer bien.</w:t>
             </w:r>
           </w:p>
         </w:tc>
